--- a/genai-youth-variety/Variety_Absorbs_Variety_Systems_manuscript.docx
+++ b/genai-youth-variety/Variety_Absorbs_Variety_Systems_manuscript.docx
@@ -2489,7 +2489,7 @@
           <w:b w:val="0"/>
           <w:i w:val="0"/>
         </w:rPr>
-        <w:t>The conceptual framework of this study is illustrated in Figure 1. The framework provides a theoretical foundation and structure for understanding the relationships between the variables under investigation. The horizontal arrow is the disturbance running from the industry demand shock to the youth employment share; the arrow descending onto it is the regulatory capacity supplied by workforce skill variety, and the double stroke on that arrow marks the requisite-variety gate at which the capacity becomes effective; the lower paths are the two organizational acts through which absorption occurs; and the grey arrows are the two conditions that govern whether latent variety is converted into actual absorption.</w:t>
+        <w:t>The conceptual framework of this study is illustrated in Figure 1. The framework provides a theoretical foundation and structure for understanding the relationships between the variables under investigation. The horizontal arrow is the disturbance running from the industry demand shock to the youth employment share; the line descending onto it is the regulatory capacity supplied by workforce skill variety, and the double stroke on that line marks the requisite-variety gate at which the capacity becomes effective; the lower paths are the two organizational acts through which absorption occurs; and the grey lines entering from the left are the two conditions that govern whether latent variety is converted into actual absorption.</w:t>
       </w:r>
     </w:p>
     <w:p>
@@ -2502,7 +2502,7 @@
       <w:r>
         <w:drawing>
           <wp:inline xmlns:a="http://schemas.openxmlformats.org/drawingml/2006/main" xmlns:pic="http://schemas.openxmlformats.org/drawingml/2006/picture">
-            <wp:extent cx="4752000" cy="3793846"/>
+            <wp:extent cx="4752000" cy="3383400"/>
             <wp:docPr id="1" name="Picture 1"/>
             <wp:cNvGraphicFramePr>
               <a:graphicFrameLocks noChangeAspect="1"/>
@@ -2523,7 +2523,7 @@
                   <pic:spPr>
                     <a:xfrm>
                       <a:off x="0" y="0"/>
-                      <a:ext cx="4752000" cy="3793846"/>
+                      <a:ext cx="4752000" cy="3383400"/>
                     </a:xfrm>
                     <a:prstGeom prst="rect"/>
                   </pic:spPr>
@@ -20980,7 +20980,7 @@
       <w:r>
         <w:drawing>
           <wp:inline xmlns:a="http://schemas.openxmlformats.org/drawingml/2006/main" xmlns:pic="http://schemas.openxmlformats.org/drawingml/2006/picture">
-            <wp:extent cx="4752000" cy="2305573"/>
+            <wp:extent cx="4752000" cy="2087954"/>
             <wp:docPr id="2" name="Picture 2"/>
             <wp:cNvGraphicFramePr>
               <a:graphicFrameLocks noChangeAspect="1"/>
@@ -21001,7 +21001,7 @@
                   <pic:spPr>
                     <a:xfrm>
                       <a:off x="0" y="0"/>
-                      <a:ext cx="4752000" cy="2305573"/>
+                      <a:ext cx="4752000" cy="2087954"/>
                     </a:xfrm>
                     <a:prstGeom prst="rect"/>
                   </pic:spPr>
@@ -46209,7 +46209,7 @@
       <w:r>
         <w:drawing>
           <wp:inline xmlns:a="http://schemas.openxmlformats.org/drawingml/2006/main" xmlns:pic="http://schemas.openxmlformats.org/drawingml/2006/picture">
-            <wp:extent cx="4752000" cy="2640563"/>
+            <wp:extent cx="4752000" cy="2087954"/>
             <wp:docPr id="3" name="Picture 3"/>
             <wp:cNvGraphicFramePr>
               <a:graphicFrameLocks noChangeAspect="1"/>
@@ -46230,7 +46230,7 @@
                   <pic:spPr>
                     <a:xfrm>
                       <a:off x="0" y="0"/>
-                      <a:ext cx="4752000" cy="2640563"/>
+                      <a:ext cx="4752000" cy="2087954"/>
                     </a:xfrm>
                     <a:prstGeom prst="rect"/>
                   </pic:spPr>

--- a/genai-youth-variety/Variety_Absorbs_Variety_Systems_manuscript.docx
+++ b/genai-youth-variety/Variety_Absorbs_Variety_Systems_manuscript.docx
@@ -2502,7 +2502,7 @@
       <w:r>
         <w:drawing>
           <wp:inline xmlns:a="http://schemas.openxmlformats.org/drawingml/2006/main" xmlns:pic="http://schemas.openxmlformats.org/drawingml/2006/picture">
-            <wp:extent cx="4752000" cy="3383400"/>
+            <wp:extent cx="4752000" cy="3383834"/>
             <wp:docPr id="1" name="Picture 1"/>
             <wp:cNvGraphicFramePr>
               <a:graphicFrameLocks noChangeAspect="1"/>
@@ -2523,7 +2523,7 @@
                   <pic:spPr>
                     <a:xfrm>
                       <a:off x="0" y="0"/>
-                      <a:ext cx="4752000" cy="3383400"/>
+                      <a:ext cx="4752000" cy="3383834"/>
                     </a:xfrm>
                     <a:prstGeom prst="rect"/>
                   </pic:spPr>
@@ -20967,7 +20967,7 @@
           <w:b w:val="0"/>
           <w:i w:val="0"/>
         </w:rPr>
-        <w:t>The economic content is best read from the marginal effect of Equation (6), which is plotted in Figure 2a. At the sample mean of variety an adverse shock of one standard deviation lowers the youth employment share by 1.078 percentage points. One standard deviation below the mean the loss is 2.223 percentage points; one standard deviation above it the point estimate is 0.067 and no longer significant at the five percent level (p = 0.493). The pass-through crosses zero at a variety of 3.26 bits. Between a firm at the twentieth and a firm at the eightieth percentile of workforce variety, in other words, the same industry shock produces a difference of well over a percentage point in the share of the workforce that is young, which is of the same order as the entire average effect of the shock.</w:t>
+        <w:t>The economic content is best read from the marginal effect of Equation (6), which is plotted in Figure 2a. At the sample mean of variety an adverse shock of one standard deviation lowers the youth employment share by 1.078 percentage points. One standard deviation below the mean the loss is 2.223 percentage points; one standard deviation above it the point estimate is 0.067 and no longer significant at the five percent level (p = 0.493). The pass-through crosses zero at a variety of 3.26 bits. Between a firm at the twentieth and a firm at the eightieth percentile of workforce variety, in other words, the same industry shock produces a difference of well over a percentage point in the share of the workforce that is young, which is of the same order as the entire average effect of the shock. The strip beneath each panel of Figure 2 shows the observed density of the variety measure on that axis, so the range over which the estimate is supported can be read from the figure; the shaded column in panel a is the confidence interval for the threshold estimated in Section 4.10.</w:t>
       </w:r>
     </w:p>
     <w:p>
@@ -20980,7 +20980,7 @@
       <w:r>
         <w:drawing>
           <wp:inline xmlns:a="http://schemas.openxmlformats.org/drawingml/2006/main" xmlns:pic="http://schemas.openxmlformats.org/drawingml/2006/picture">
-            <wp:extent cx="4752000" cy="2087954"/>
+            <wp:extent cx="4752000" cy="2015667"/>
             <wp:docPr id="2" name="Picture 2"/>
             <wp:cNvGraphicFramePr>
               <a:graphicFrameLocks noChangeAspect="1"/>
@@ -21001,7 +21001,7 @@
                   <pic:spPr>
                     <a:xfrm>
                       <a:off x="0" y="0"/>
-                      <a:ext cx="4752000" cy="2087954"/>
+                      <a:ext cx="4752000" cy="2015667"/>
                     </a:xfrm>
                     <a:prstGeom prst="rect"/>
                   </pic:spPr>
@@ -44388,7 +44388,7 @@
           <w:b w:val="0"/>
           <w:i w:val="0"/>
         </w:rPr>
-        <w:t>Table 13 reports the estimates of Equation (9), and they are the central result of this study. The estimated threshold is 2.517 bits, with a ninety-five percent confidence interval of [2.405, 2.752] obtained by inverting the likelihood ratio; 48.4 percent of firm-year observations lie below it. The likelihood-ratio statistic against the null of no threshold is 812.6 and the fixed-regressor bootstrap p-value is 0.000, so the null is rejected decisively. Figure 3a plots the likelihood-ratio profile over the candidate grid together with the critical value and the resulting confidence interval.</w:t>
+        <w:t>Table 13 reports the estimates of Equation (9), and they are the central result of this study. The estimated threshold is 2.517 bits, with a ninety-five percent confidence interval of [2.405, 2.752] obtained by inverting the likelihood ratio; 48.4 percent of firm-year observations lie below it. The likelihood-ratio statistic against the null of no threshold is 812.6 and the fixed-regressor bootstrap p-value is 0.000, so the null is rejected decisively. Figure 3a plots the likelihood-ratio profile over the candidate grid together with the critical value and the resulting confidence interval; the vertical scale is symmetric-logarithmic, because on a linear scale the critical value and its crossings are pressed onto the axis. The non-rejection set is not everywhere connected over the grid, as the profile crosses the critical value more than twice, so the interval reported here and shaded in the figure is its convex hull, which is the conventional and the conservative summary.</w:t>
       </w:r>
     </w:p>
     <w:p>
@@ -46209,7 +46209,7 @@
       <w:r>
         <w:drawing>
           <wp:inline xmlns:a="http://schemas.openxmlformats.org/drawingml/2006/main" xmlns:pic="http://schemas.openxmlformats.org/drawingml/2006/picture">
-            <wp:extent cx="4752000" cy="2087954"/>
+            <wp:extent cx="4752000" cy="2015667"/>
             <wp:docPr id="3" name="Picture 3"/>
             <wp:cNvGraphicFramePr>
               <a:graphicFrameLocks noChangeAspect="1"/>
@@ -46230,7 +46230,7 @@
                   <pic:spPr>
                     <a:xfrm>
                       <a:off x="0" y="0"/>
-                      <a:ext cx="4752000" cy="2087954"/>
+                      <a:ext cx="4752000" cy="2015667"/>
                     </a:xfrm>
                     <a:prstGeom prst="rect"/>
                   </pic:spPr>

--- a/genai-youth-variety/Variety_Absorbs_Variety_Systems_manuscript.docx
+++ b/genai-youth-variety/Variety_Absorbs_Variety_Systems_manuscript.docx
@@ -2489,7 +2489,7 @@
           <w:b w:val="0"/>
           <w:i w:val="0"/>
         </w:rPr>
-        <w:t>The conceptual framework of this study is illustrated in Figure 1. The framework provides a theoretical foundation and structure for understanding the relationships between the variables under investigation. The horizontal arrow is the disturbance running from the industry demand shock to the youth employment share; the line descending onto it is the regulatory capacity supplied by workforce skill variety, and the double stroke on that line marks the requisite-variety gate at which the capacity becomes effective; the lower paths are the two organizational acts through which absorption occurs; and the grey lines entering from the left are the two conditions that govern whether latent variety is converted into actual absorption.</w:t>
+        <w:t>The conceptual framework of this study is illustrated in Figure 1. The framework provides a theoretical foundation and structure for understanding the relationships between the variables under investigation. The horizontal arrow is the disturbance running from the industry demand shock to the youth employment share; the curve sweeping from workforce skill variety to the youth employment share is the level effect of H1; the line descending onto it is the regulatory capacity supplied by workforce skill variety, and the double stroke on that line marks the requisite-variety gate at which the capacity becomes effective; the lower paths are the two organizational acts through which absorption occurs; and the grey lines entering from the left are the two conditions that govern whether latent variety is converted into actual absorption.</w:t>
       </w:r>
     </w:p>
     <w:p>
@@ -25546,7 +25546,7 @@
           <w:b w:val="0"/>
           <w:i w:val="0"/>
         </w:rPr>
-        <w:t>Table 6 decomposes the buffer. Entered separately, both components attenuate the shock. Entered together in column (3), the interaction with related variety is 1.585 and the interaction with unrelated variety is 1.067, both significant at the one percent level. The difference of 0.518 is itself significant (p = 0.002): related variety buffers 1.49 times as strongly as unrelated variety, and Figure 2b shows the two schedules over the range of bits each component actually occupies. H3 is supported, with an important qualification. Because the unrelated component is more widely dispersed across firms (a standard deviation of 0.629 bits against 0.407), a one-standard-deviation movement in each buys a similar amount of buffering, 0.645 against 0.671. The finding is therefore about the productivity of a unit of variety rather than about which component accounts for more of the observed cross-sectional variation: a bit of variety placed within an occupational family is worth about half as much again as a bit placed between families. The result is still the opposite of a portfolio intuition. What protects young employment is not that the firm does many unconnected things, but that within each thing it does there is a ladder of qualifications along which a person can be moved.</w:t>
+        <w:t>Table 6 decomposes the buffer. Entered separately, both components attenuate the shock. Entered together in column (3), the interaction with related variety is 1.585 and the interaction with unrelated variety is 1.067, both significant at the one percent level. The difference of 0.518 is itself significant (p = 0.002): related variety buffers 1.49 times as strongly as unrelated variety. Figure 2b plots the schedule for each component estimated on its own, in columns (1) and (2), over the range of bits that component actually occupies; the ratio just quoted is the one from column (3), where the two enter together. H3 is supported, with an important qualification. Because the unrelated component is more widely dispersed across firms (a standard deviation of 0.629 bits against 0.407), a one-standard-deviation movement in each buys a similar amount of buffering, 0.645 against 0.671. The finding is therefore about the productivity of a unit of variety rather than about which component accounts for more of the observed cross-sectional variation: a bit of variety placed within an occupational family is worth about half as much again as a bit placed between families. The result is still the opposite of a portfolio intuition. What protects young employment is not that the firm does many unconnected things, but that within each thing it does there is a ladder of qualifications along which a person can be moved.</w:t>
       </w:r>
     </w:p>
     <w:p>
@@ -46209,7 +46209,7 @@
       <w:r>
         <w:drawing>
           <wp:inline xmlns:a="http://schemas.openxmlformats.org/drawingml/2006/main" xmlns:pic="http://schemas.openxmlformats.org/drawingml/2006/picture">
-            <wp:extent cx="4752000" cy="2015667"/>
+            <wp:extent cx="4752000" cy="1799834"/>
             <wp:docPr id="3" name="Picture 3"/>
             <wp:cNvGraphicFramePr>
               <a:graphicFrameLocks noChangeAspect="1"/>
@@ -46230,7 +46230,7 @@
                   <pic:spPr>
                     <a:xfrm>
                       <a:off x="0" y="0"/>
-                      <a:ext cx="4752000" cy="2015667"/>
+                      <a:ext cx="4752000" cy="1799834"/>
                     </a:xfrm>
                     <a:prstGeom prst="rect"/>
                   </pic:spPr>
